--- a/downloads/documents/05 Materials/Unit 05/Slides/Slides 05.13 - Cost Per Wear and Quality Checks.docx
+++ b/downloads/documents/05 Materials/Unit 05/Slides/Slides 05.13 - Cost Per Wear and Quality Checks.docx
@@ -6,9 +6,9 @@
       <w:pPr>
         <w:pStyle w:val="Heading1"/>
       </w:pPr>
-      <w:bookmarkStart w:id="20" w:name="X4f714014988007fa93d855713603fc811c85148"/>
-      <w:r>
-        <w:t xml:space="preserve">Slides 05.13: Cost Per Wear and Quality Checks</w:t>
+      <w:bookmarkStart w:id="20" w:name="X96d7bbaf3c13f5346768946aafd0f776f563f89"/>
+      <w:r>
+        <w:t xml:space="preserve">Slides 5.13: Cost Per Wear and Quality Checks</w:t>
       </w:r>
       <w:bookmarkEnd w:id="20"/>
     </w:p>

--- a/downloads/documents/05 Materials/Unit 05/Slides/Slides 05.13 - Cost Per Wear and Quality Checks.docx
+++ b/downloads/documents/05 Materials/Unit 05/Slides/Slides 05.13 - Cost Per Wear and Quality Checks.docx
@@ -1099,19 +1099,19 @@
         <w:pStyle w:val="Compact"/>
       </w:pPr>
       <w:r>
+        <w:t xml:space="preserve">Garment 1, the heavy sweatshirt: $44</w:t>
+      </w:r>
+    </w:p>
+    <w:p>
+      <w:pPr>
+        <w:numPr>
+          <w:ilvl w:val="0"/>
+          <w:numId w:val="1011"/>
+        </w:numPr>
+        <w:pStyle w:val="Compact"/>
+      </w:pPr>
+      <w:r>
         <w:t xml:space="preserve">Garment 2, the thin t-shirt: $8</w:t>
-      </w:r>
-    </w:p>
-    <w:p>
-      <w:pPr>
-        <w:numPr>
-          <w:ilvl w:val="0"/>
-          <w:numId w:val="1011"/>
-        </w:numPr>
-        <w:pStyle w:val="Compact"/>
-      </w:pPr>
-      <w:r>
-        <w:t xml:space="preserve">Garment 1, the heavy sweatshirt: $44</w:t>
       </w:r>
     </w:p>
     <w:p>
